--- a/Books/Stories/ThePrincessInTheClouds/Notes_ThePrincessInTheClouds.docx
+++ b/Books/Stories/ThePrincessInTheClouds/Notes_ThePrincessInTheClouds.docx
@@ -2,31 +2,40 @@
 <file path=word/document.xml><?xml version="1.0" encoding="utf-8"?>
 <w:document xmlns:ve="http://schemas.openxmlformats.org/markup-compatibility/2006" xmlns:o="urn:schemas-microsoft-com:office:office" xmlns:r="http://schemas.openxmlformats.org/officeDocument/2006/relationships" xmlns:m="http://schemas.openxmlformats.org/officeDocument/2006/math" xmlns:v="urn:schemas-microsoft-com:vml" xmlns:wp="http://schemas.openxmlformats.org/drawingml/2006/wordprocessingDrawing" xmlns:w10="urn:schemas-microsoft-com:office:word" xmlns:w="http://schemas.openxmlformats.org/wordprocessingml/2006/main" xmlns:wne="http://schemas.microsoft.com/office/word/2006/wordml">
   <w:body>
+    <w:p/>
+    <w:p>
+      <w:pPr>
+        <w:pStyle w:val="H2"/>
+      </w:pPr>
+      <w:bookmarkStart w:id="0" w:name="_Toc238939199"/>
+      <w:r>
+        <w:t>A battle of Honor</w:t>
+      </w:r>
+      <w:bookmarkEnd w:id="0"/>
+    </w:p>
+    <w:p>
+      <w:pPr>
+        <w:pStyle w:val="Quote1"/>
+      </w:pPr>
+      <w:r>
+        <w:t>Sometimes, it is necessary to battle</w:t>
+      </w:r>
+    </w:p>
     <w:p>
       <w:r>
-        <w:fldChar w:fldCharType="begin"/>
+        <w:t>For honor, for principle, for freedom</w:t>
       </w:r>
-      <w:r>
-        <w:instrText xml:space="preserve"> HYPERLINK "</w:instrText>
-      </w:r>
-      <w:r>
-        <w:instrText>https://valhyr.com/pages/rune-converter</w:instrText>
-      </w:r>
-      <w:r>
-        <w:instrText xml:space="preserve">" </w:instrText>
-      </w:r>
-      <w:r>
-        <w:fldChar w:fldCharType="separate"/>
-      </w:r>
-      <w:r>
-        <w:rPr>
-          <w:rStyle w:val="Hyperlink"/>
-        </w:rPr>
-        <w:t>https://valhyr.com/pages/rune-converter</w:t>
-      </w:r>
-      <w:r>
-        <w:fldChar w:fldCharType="end"/>
-      </w:r>
+    </w:p>
+    <w:p/>
+    <w:p>
+      <w:hyperlink r:id="rId8" w:history="1">
+        <w:r>
+          <w:rPr>
+            <w:rStyle w:val="Hyperlink"/>
+          </w:rPr>
+          <w:t>https://valhyr.com/pages/rune-converter</w:t>
+        </w:r>
+      </w:hyperlink>
     </w:p>
     <w:p>
       <w:r>
@@ -80,7 +89,7 @@
                     </pic:cNvPicPr>
                   </pic:nvPicPr>
                   <pic:blipFill>
-                    <a:blip r:embed="rId8" cstate="print"/>
+                    <a:blip r:embed="rId9" cstate="print"/>
                     <a:srcRect/>
                     <a:stretch>
                       <a:fillRect/>
@@ -115,6 +124,7 @@
           <w:sz w:val="31"/>
           <w:szCs w:val="31"/>
         </w:rPr>
+        <w:lastRenderedPageBreak/>
         <w:t>&lt;&lt;&lt;&lt;&lt;--&gt;&gt;&gt;&gt;&gt;</w:t>
       </w:r>
     </w:p>
@@ -162,7 +172,6 @@
     </w:p>
     <w:p>
       <w:r>
-        <w:lastRenderedPageBreak/>
         <w:t>Languages:</w:t>
       </w:r>
       <w:r>
@@ -418,6 +427,7 @@
     </w:p>
     <w:p>
       <w:r>
+        <w:lastRenderedPageBreak/>
         <w:t>Endure a monster attack</w:t>
       </w:r>
     </w:p>
@@ -461,6 +471,7 @@
         </w:numPr>
       </w:pPr>
       <w:r>
+        <w:lastRenderedPageBreak/>
         <w:t>Pink</w:t>
       </w:r>
     </w:p>
@@ -551,7 +562,6 @@
         </w:numPr>
       </w:pPr>
       <w:r>
-        <w:lastRenderedPageBreak/>
         <w:t>White,</w:t>
       </w:r>
     </w:p>
@@ -980,11 +990,12 @@
       <w:tblPr>
         <w:tblStyle w:val="TableGrid"/>
         <w:tblW w:w="0" w:type="auto"/>
+        <w:tblLayout w:type="fixed"/>
         <w:tblLook w:val="04A0"/>
       </w:tblPr>
       <w:tblGrid>
-        <w:gridCol w:w="419"/>
-        <w:gridCol w:w="1584"/>
+        <w:gridCol w:w="534"/>
+        <w:gridCol w:w="1469"/>
         <w:gridCol w:w="2904"/>
         <w:gridCol w:w="1722"/>
         <w:gridCol w:w="3788"/>
@@ -996,7 +1007,7 @@
         </w:trPr>
         <w:tc>
           <w:tcPr>
-            <w:tcW w:w="419" w:type="dxa"/>
+            <w:tcW w:w="534" w:type="dxa"/>
             <w:vMerge w:val="restart"/>
             <w:shd w:val="clear" w:color="auto" w:fill="66CCFF"/>
           </w:tcPr>
@@ -1008,7 +1019,7 @@
         </w:tc>
         <w:tc>
           <w:tcPr>
-            <w:tcW w:w="1584" w:type="dxa"/>
+            <w:tcW w:w="1469" w:type="dxa"/>
             <w:vMerge w:val="restart"/>
             <w:shd w:val="clear" w:color="auto" w:fill="FF0000"/>
           </w:tcPr>
@@ -1129,7 +1140,7 @@
         </w:trPr>
         <w:tc>
           <w:tcPr>
-            <w:tcW w:w="419" w:type="dxa"/>
+            <w:tcW w:w="534" w:type="dxa"/>
             <w:vMerge/>
             <w:shd w:val="clear" w:color="auto" w:fill="66CCFF"/>
           </w:tcPr>
@@ -1137,7 +1148,7 @@
         </w:tc>
         <w:tc>
           <w:tcPr>
-            <w:tcW w:w="1584" w:type="dxa"/>
+            <w:tcW w:w="1469" w:type="dxa"/>
             <w:vMerge/>
             <w:shd w:val="clear" w:color="auto" w:fill="FF0000"/>
           </w:tcPr>
@@ -1207,7 +1218,7 @@
         </w:trPr>
         <w:tc>
           <w:tcPr>
-            <w:tcW w:w="419" w:type="dxa"/>
+            <w:tcW w:w="534" w:type="dxa"/>
             <w:vMerge/>
             <w:shd w:val="clear" w:color="auto" w:fill="66CCFF"/>
           </w:tcPr>
@@ -1215,7 +1226,7 @@
         </w:tc>
         <w:tc>
           <w:tcPr>
-            <w:tcW w:w="1584" w:type="dxa"/>
+            <w:tcW w:w="1469" w:type="dxa"/>
             <w:vMerge/>
             <w:shd w:val="clear" w:color="auto" w:fill="FF0000"/>
           </w:tcPr>
@@ -1285,7 +1296,7 @@
         </w:trPr>
         <w:tc>
           <w:tcPr>
-            <w:tcW w:w="419" w:type="dxa"/>
+            <w:tcW w:w="534" w:type="dxa"/>
             <w:vMerge/>
             <w:shd w:val="clear" w:color="auto" w:fill="66CCFF"/>
           </w:tcPr>
@@ -1293,7 +1304,7 @@
         </w:tc>
         <w:tc>
           <w:tcPr>
-            <w:tcW w:w="1584" w:type="dxa"/>
+            <w:tcW w:w="1469" w:type="dxa"/>
             <w:vMerge/>
             <w:shd w:val="clear" w:color="auto" w:fill="FF0000"/>
           </w:tcPr>
@@ -1356,7 +1367,7 @@
         </w:trPr>
         <w:tc>
           <w:tcPr>
-            <w:tcW w:w="419" w:type="dxa"/>
+            <w:tcW w:w="534" w:type="dxa"/>
             <w:vMerge/>
             <w:shd w:val="clear" w:color="auto" w:fill="66CCFF"/>
           </w:tcPr>
@@ -1364,7 +1375,7 @@
         </w:tc>
         <w:tc>
           <w:tcPr>
-            <w:tcW w:w="1584" w:type="dxa"/>
+            <w:tcW w:w="1469" w:type="dxa"/>
             <w:vMerge/>
             <w:shd w:val="clear" w:color="auto" w:fill="FF0000"/>
           </w:tcPr>
@@ -1440,7 +1451,7 @@
         </w:trPr>
         <w:tc>
           <w:tcPr>
-            <w:tcW w:w="419" w:type="dxa"/>
+            <w:tcW w:w="534" w:type="dxa"/>
             <w:vMerge/>
             <w:shd w:val="clear" w:color="auto" w:fill="66CCFF"/>
           </w:tcPr>
@@ -1448,7 +1459,7 @@
         </w:tc>
         <w:tc>
           <w:tcPr>
-            <w:tcW w:w="1584" w:type="dxa"/>
+            <w:tcW w:w="1469" w:type="dxa"/>
             <w:vMerge/>
             <w:shd w:val="clear" w:color="auto" w:fill="FF0000"/>
           </w:tcPr>
@@ -1518,7 +1529,7 @@
         </w:trPr>
         <w:tc>
           <w:tcPr>
-            <w:tcW w:w="419" w:type="dxa"/>
+            <w:tcW w:w="534" w:type="dxa"/>
             <w:vMerge/>
             <w:shd w:val="clear" w:color="auto" w:fill="66CCFF"/>
           </w:tcPr>
@@ -1526,7 +1537,7 @@
         </w:tc>
         <w:tc>
           <w:tcPr>
-            <w:tcW w:w="1584" w:type="dxa"/>
+            <w:tcW w:w="1469" w:type="dxa"/>
             <w:vMerge/>
             <w:shd w:val="clear" w:color="auto" w:fill="FF0000"/>
           </w:tcPr>
@@ -1596,7 +1607,7 @@
         </w:trPr>
         <w:tc>
           <w:tcPr>
-            <w:tcW w:w="419" w:type="dxa"/>
+            <w:tcW w:w="534" w:type="dxa"/>
             <w:vMerge/>
             <w:shd w:val="clear" w:color="auto" w:fill="66CCFF"/>
           </w:tcPr>
@@ -1604,7 +1615,7 @@
         </w:tc>
         <w:tc>
           <w:tcPr>
-            <w:tcW w:w="1584" w:type="dxa"/>
+            <w:tcW w:w="1469" w:type="dxa"/>
             <w:vMerge/>
             <w:shd w:val="clear" w:color="auto" w:fill="FF0000"/>
           </w:tcPr>
@@ -1667,7 +1678,7 @@
         </w:trPr>
         <w:tc>
           <w:tcPr>
-            <w:tcW w:w="419" w:type="dxa"/>
+            <w:tcW w:w="534" w:type="dxa"/>
             <w:vMerge/>
             <w:shd w:val="clear" w:color="auto" w:fill="66CCFF"/>
           </w:tcPr>
@@ -1675,7 +1686,7 @@
         </w:tc>
         <w:tc>
           <w:tcPr>
-            <w:tcW w:w="1584" w:type="dxa"/>
+            <w:tcW w:w="1469" w:type="dxa"/>
             <w:vMerge/>
             <w:shd w:val="clear" w:color="auto" w:fill="FF0000"/>
           </w:tcPr>
@@ -1738,7 +1749,7 @@
         </w:trPr>
         <w:tc>
           <w:tcPr>
-            <w:tcW w:w="419" w:type="dxa"/>
+            <w:tcW w:w="534" w:type="dxa"/>
             <w:vMerge/>
             <w:shd w:val="clear" w:color="auto" w:fill="66CCFF"/>
           </w:tcPr>
@@ -1746,7 +1757,7 @@
         </w:tc>
         <w:tc>
           <w:tcPr>
-            <w:tcW w:w="1584" w:type="dxa"/>
+            <w:tcW w:w="1469" w:type="dxa"/>
             <w:vMerge/>
             <w:shd w:val="clear" w:color="auto" w:fill="FF0000"/>
           </w:tcPr>
@@ -1809,7 +1820,7 @@
         </w:trPr>
         <w:tc>
           <w:tcPr>
-            <w:tcW w:w="419" w:type="dxa"/>
+            <w:tcW w:w="534" w:type="dxa"/>
             <w:vMerge/>
             <w:shd w:val="clear" w:color="auto" w:fill="66CCFF"/>
           </w:tcPr>
@@ -1817,7 +1828,7 @@
         </w:tc>
         <w:tc>
           <w:tcPr>
-            <w:tcW w:w="1584" w:type="dxa"/>
+            <w:tcW w:w="1469" w:type="dxa"/>
             <w:vMerge/>
             <w:shd w:val="clear" w:color="auto" w:fill="FF0000"/>
           </w:tcPr>
@@ -1887,7 +1898,7 @@
         </w:trPr>
         <w:tc>
           <w:tcPr>
-            <w:tcW w:w="419" w:type="dxa"/>
+            <w:tcW w:w="534" w:type="dxa"/>
             <w:vMerge/>
             <w:shd w:val="clear" w:color="auto" w:fill="66CCFF"/>
           </w:tcPr>
@@ -1895,7 +1906,7 @@
         </w:tc>
         <w:tc>
           <w:tcPr>
-            <w:tcW w:w="1584" w:type="dxa"/>
+            <w:tcW w:w="1469" w:type="dxa"/>
             <w:vMerge/>
             <w:shd w:val="clear" w:color="auto" w:fill="FF0000"/>
           </w:tcPr>
@@ -1958,7 +1969,7 @@
         </w:trPr>
         <w:tc>
           <w:tcPr>
-            <w:tcW w:w="419" w:type="dxa"/>
+            <w:tcW w:w="534" w:type="dxa"/>
             <w:vMerge/>
             <w:shd w:val="clear" w:color="auto" w:fill="66CCFF"/>
           </w:tcPr>
@@ -1966,7 +1977,7 @@
         </w:tc>
         <w:tc>
           <w:tcPr>
-            <w:tcW w:w="1584" w:type="dxa"/>
+            <w:tcW w:w="1469" w:type="dxa"/>
             <w:vMerge/>
             <w:shd w:val="clear" w:color="auto" w:fill="FF0000"/>
           </w:tcPr>
@@ -2036,7 +2047,7 @@
         </w:trPr>
         <w:tc>
           <w:tcPr>
-            <w:tcW w:w="419" w:type="dxa"/>
+            <w:tcW w:w="534" w:type="dxa"/>
             <w:vMerge/>
             <w:shd w:val="clear" w:color="auto" w:fill="66CCFF"/>
           </w:tcPr>
@@ -2044,7 +2055,7 @@
         </w:tc>
         <w:tc>
           <w:tcPr>
-            <w:tcW w:w="1584" w:type="dxa"/>
+            <w:tcW w:w="1469" w:type="dxa"/>
             <w:vMerge/>
             <w:shd w:val="clear" w:color="auto" w:fill="FF0000"/>
           </w:tcPr>
@@ -2107,7 +2118,7 @@
         </w:trPr>
         <w:tc>
           <w:tcPr>
-            <w:tcW w:w="419" w:type="dxa"/>
+            <w:tcW w:w="534" w:type="dxa"/>
             <w:vMerge/>
             <w:shd w:val="clear" w:color="auto" w:fill="66CCFF"/>
           </w:tcPr>
@@ -2115,7 +2126,7 @@
         </w:tc>
         <w:tc>
           <w:tcPr>
-            <w:tcW w:w="1584" w:type="dxa"/>
+            <w:tcW w:w="1469" w:type="dxa"/>
             <w:vMerge/>
             <w:shd w:val="clear" w:color="auto" w:fill="FF0000"/>
           </w:tcPr>
@@ -2188,7 +2199,7 @@
         </w:trPr>
         <w:tc>
           <w:tcPr>
-            <w:tcW w:w="419" w:type="dxa"/>
+            <w:tcW w:w="534" w:type="dxa"/>
             <w:vMerge/>
             <w:shd w:val="clear" w:color="auto" w:fill="66CCFF"/>
           </w:tcPr>
@@ -2196,7 +2207,7 @@
         </w:tc>
         <w:tc>
           <w:tcPr>
-            <w:tcW w:w="1584" w:type="dxa"/>
+            <w:tcW w:w="1469" w:type="dxa"/>
             <w:vMerge/>
             <w:shd w:val="clear" w:color="auto" w:fill="FF0000"/>
           </w:tcPr>
@@ -2266,7 +2277,7 @@
         </w:trPr>
         <w:tc>
           <w:tcPr>
-            <w:tcW w:w="419" w:type="dxa"/>
+            <w:tcW w:w="534" w:type="dxa"/>
             <w:vMerge/>
             <w:shd w:val="clear" w:color="auto" w:fill="66CCFF"/>
           </w:tcPr>
@@ -2274,7 +2285,7 @@
         </w:tc>
         <w:tc>
           <w:tcPr>
-            <w:tcW w:w="1584" w:type="dxa"/>
+            <w:tcW w:w="1469" w:type="dxa"/>
             <w:vMerge/>
             <w:shd w:val="clear" w:color="auto" w:fill="FF0000"/>
           </w:tcPr>
@@ -2344,7 +2355,7 @@
         </w:trPr>
         <w:tc>
           <w:tcPr>
-            <w:tcW w:w="419" w:type="dxa"/>
+            <w:tcW w:w="534" w:type="dxa"/>
             <w:vMerge/>
             <w:shd w:val="clear" w:color="auto" w:fill="66CCFF"/>
           </w:tcPr>
@@ -2352,7 +2363,7 @@
         </w:tc>
         <w:tc>
           <w:tcPr>
-            <w:tcW w:w="1584" w:type="dxa"/>
+            <w:tcW w:w="1469" w:type="dxa"/>
             <w:vMerge/>
             <w:shd w:val="clear" w:color="auto" w:fill="FF0000"/>
           </w:tcPr>
@@ -2415,7 +2426,7 @@
         </w:trPr>
         <w:tc>
           <w:tcPr>
-            <w:tcW w:w="419" w:type="dxa"/>
+            <w:tcW w:w="534" w:type="dxa"/>
             <w:vMerge/>
             <w:shd w:val="clear" w:color="auto" w:fill="66CCFF"/>
           </w:tcPr>
@@ -2423,7 +2434,7 @@
         </w:tc>
         <w:tc>
           <w:tcPr>
-            <w:tcW w:w="1584" w:type="dxa"/>
+            <w:tcW w:w="1469" w:type="dxa"/>
             <w:vMerge/>
             <w:shd w:val="clear" w:color="auto" w:fill="FF0000"/>
           </w:tcPr>
@@ -2486,7 +2497,7 @@
         </w:trPr>
         <w:tc>
           <w:tcPr>
-            <w:tcW w:w="419" w:type="dxa"/>
+            <w:tcW w:w="534" w:type="dxa"/>
             <w:vMerge/>
             <w:shd w:val="clear" w:color="auto" w:fill="66CCFF"/>
           </w:tcPr>
@@ -2494,7 +2505,7 @@
         </w:tc>
         <w:tc>
           <w:tcPr>
-            <w:tcW w:w="1584" w:type="dxa"/>
+            <w:tcW w:w="1469" w:type="dxa"/>
             <w:vMerge/>
             <w:shd w:val="clear" w:color="auto" w:fill="FF0000"/>
           </w:tcPr>
@@ -2557,7 +2568,7 @@
         </w:trPr>
         <w:tc>
           <w:tcPr>
-            <w:tcW w:w="419" w:type="dxa"/>
+            <w:tcW w:w="534" w:type="dxa"/>
             <w:vMerge/>
             <w:shd w:val="clear" w:color="auto" w:fill="66CCFF"/>
           </w:tcPr>
@@ -2565,7 +2576,7 @@
         </w:tc>
         <w:tc>
           <w:tcPr>
-            <w:tcW w:w="1584" w:type="dxa"/>
+            <w:tcW w:w="1469" w:type="dxa"/>
             <w:vMerge/>
             <w:shd w:val="clear" w:color="auto" w:fill="FF0000"/>
           </w:tcPr>
@@ -2628,7 +2639,7 @@
         </w:trPr>
         <w:tc>
           <w:tcPr>
-            <w:tcW w:w="419" w:type="dxa"/>
+            <w:tcW w:w="534" w:type="dxa"/>
             <w:vMerge/>
             <w:shd w:val="clear" w:color="auto" w:fill="66CCFF"/>
           </w:tcPr>
@@ -2636,7 +2647,7 @@
         </w:tc>
         <w:tc>
           <w:tcPr>
-            <w:tcW w:w="1584" w:type="dxa"/>
+            <w:tcW w:w="1469" w:type="dxa"/>
             <w:vMerge/>
             <w:shd w:val="clear" w:color="auto" w:fill="FF0000"/>
           </w:tcPr>
@@ -2706,7 +2717,7 @@
         </w:trPr>
         <w:tc>
           <w:tcPr>
-            <w:tcW w:w="419" w:type="dxa"/>
+            <w:tcW w:w="534" w:type="dxa"/>
             <w:vMerge/>
             <w:shd w:val="clear" w:color="auto" w:fill="66CCFF"/>
           </w:tcPr>
@@ -2714,7 +2725,7 @@
         </w:tc>
         <w:tc>
           <w:tcPr>
-            <w:tcW w:w="1584" w:type="dxa"/>
+            <w:tcW w:w="1469" w:type="dxa"/>
             <w:vMerge/>
             <w:shd w:val="clear" w:color="auto" w:fill="FF0000"/>
           </w:tcPr>
@@ -2777,7 +2788,7 @@
         </w:trPr>
         <w:tc>
           <w:tcPr>
-            <w:tcW w:w="419" w:type="dxa"/>
+            <w:tcW w:w="534" w:type="dxa"/>
             <w:vMerge/>
             <w:tcBorders>
               <w:bottom w:val="single" w:sz="4" w:space="0" w:color="auto"/>
@@ -2788,7 +2799,7 @@
         </w:tc>
         <w:tc>
           <w:tcPr>
-            <w:tcW w:w="1584" w:type="dxa"/>
+            <w:tcW w:w="1469" w:type="dxa"/>
             <w:vMerge/>
             <w:tcBorders>
               <w:bottom w:val="single" w:sz="4" w:space="0" w:color="auto"/>
@@ -2850,7 +2861,7 @@
       <w:tr>
         <w:tc>
           <w:tcPr>
-            <w:tcW w:w="419" w:type="dxa"/>
+            <w:tcW w:w="534" w:type="dxa"/>
             <w:tcBorders>
               <w:bottom w:val="single" w:sz="4" w:space="0" w:color="auto"/>
             </w:tcBorders>
@@ -2858,13 +2869,13 @@
           </w:tcPr>
           <w:p>
             <w:r>
-              <w:t>3</w:t>
-            </w:r>
-          </w:p>
-        </w:tc>
-        <w:tc>
-          <w:tcPr>
-            <w:tcW w:w="1584" w:type="dxa"/>
+              <w:t>2</w:t>
+            </w:r>
+          </w:p>
+        </w:tc>
+        <w:tc>
+          <w:tcPr>
+            <w:tcW w:w="1469" w:type="dxa"/>
             <w:tcBorders>
               <w:bottom w:val="single" w:sz="4" w:space="0" w:color="auto"/>
             </w:tcBorders>
@@ -2964,118 +2975,7 @@
       <w:tr>
         <w:tc>
           <w:tcPr>
-            <w:tcW w:w="419" w:type="dxa"/>
-            <w:tcBorders>
-              <w:bottom w:val="single" w:sz="4" w:space="0" w:color="auto"/>
-            </w:tcBorders>
-            <w:shd w:val="clear" w:color="auto" w:fill="FF66FF"/>
-          </w:tcPr>
-          <w:p>
-            <w:r>
-              <w:t>2</w:t>
-            </w:r>
-          </w:p>
-        </w:tc>
-        <w:tc>
-          <w:tcPr>
-            <w:tcW w:w="1584" w:type="dxa"/>
-            <w:tcBorders>
-              <w:bottom w:val="single" w:sz="4" w:space="0" w:color="auto"/>
-            </w:tcBorders>
-            <w:shd w:val="clear" w:color="auto" w:fill="FF99FF"/>
-          </w:tcPr>
-          <w:p>
-            <w:r>
-              <w:t>Princess Anastasia</w:t>
-            </w:r>
-          </w:p>
-        </w:tc>
-        <w:tc>
-          <w:tcPr>
-            <w:tcW w:w="2904" w:type="dxa"/>
-          </w:tcPr>
-          <w:p>
-            <w:r>
-              <w:rPr>
-                <w:b/>
-              </w:rPr>
-              <w:t xml:space="preserve">Age: </w:t>
-            </w:r>
-            <w:r>
-              <w:t>16</w:t>
-            </w:r>
-          </w:p>
-          <w:p>
-            <w:r>
-              <w:t>Birthday: October 20</w:t>
-            </w:r>
-          </w:p>
-          <w:p>
-            <w:r>
-              <w:t>Hair: Strawberry ice cream</w:t>
-            </w:r>
-          </w:p>
-          <w:p>
-            <w:r>
-              <w:t>Eyes: Emerald Green</w:t>
-            </w:r>
-          </w:p>
-          <w:p>
-            <w:r>
-              <w:t>Height: 5”6’</w:t>
-            </w:r>
-          </w:p>
-          <w:p>
-            <w:r>
-              <w:rPr>
-                <w:b/>
-              </w:rPr>
-              <w:t xml:space="preserve">Element: </w:t>
-            </w:r>
-            <w:r>
-              <w:t>Life</w:t>
-            </w:r>
-          </w:p>
-          <w:p>
-            <w:r>
-              <w:t>Animal: Cat</w:t>
-            </w:r>
-          </w:p>
-          <w:p>
-            <w:r>
-              <w:rPr>
-                <w:highlight w:val="yellow"/>
-              </w:rPr>
-              <w:t xml:space="preserve">Level: </w:t>
-            </w:r>
-            <w:r>
-              <w:t>13</w:t>
-            </w:r>
-          </w:p>
-        </w:tc>
-        <w:tc>
-          <w:tcPr>
-            <w:tcW w:w="1722" w:type="dxa"/>
-          </w:tcPr>
-          <w:p/>
-        </w:tc>
-        <w:tc>
-          <w:tcPr>
-            <w:tcW w:w="3788" w:type="dxa"/>
-          </w:tcPr>
-          <w:p/>
-        </w:tc>
-        <w:tc>
-          <w:tcPr>
-            <w:tcW w:w="1319" w:type="dxa"/>
-          </w:tcPr>
-          <w:p/>
-        </w:tc>
-      </w:tr>
-      <w:tr>
-        <w:tc>
-          <w:tcPr>
-            <w:tcW w:w="419" w:type="dxa"/>
+            <w:tcW w:w="534" w:type="dxa"/>
             <w:tcBorders>
               <w:bottom w:val="single" w:sz="4" w:space="0" w:color="auto"/>
             </w:tcBorders>
@@ -3083,13 +2983,13 @@
           </w:tcPr>
           <w:p>
             <w:r>
-              <w:t>4</w:t>
-            </w:r>
-          </w:p>
-        </w:tc>
-        <w:tc>
-          <w:tcPr>
-            <w:tcW w:w="1584" w:type="dxa"/>
+              <w:t>3</w:t>
+            </w:r>
+          </w:p>
+        </w:tc>
+        <w:tc>
+          <w:tcPr>
+            <w:tcW w:w="1469" w:type="dxa"/>
             <w:tcBorders>
               <w:bottom w:val="single" w:sz="4" w:space="0" w:color="auto"/>
             </w:tcBorders>
@@ -3184,7 +3084,7 @@
       <w:tr>
         <w:tc>
           <w:tcPr>
-            <w:tcW w:w="419" w:type="dxa"/>
+            <w:tcW w:w="534" w:type="dxa"/>
             <w:tcBorders>
               <w:bottom w:val="single" w:sz="4" w:space="0" w:color="auto"/>
             </w:tcBorders>
@@ -3192,13 +3092,13 @@
           </w:tcPr>
           <w:p>
             <w:r>
-              <w:t>5</w:t>
-            </w:r>
-          </w:p>
-        </w:tc>
-        <w:tc>
-          <w:tcPr>
-            <w:tcW w:w="1584" w:type="dxa"/>
+              <w:t>4</w:t>
+            </w:r>
+          </w:p>
+        </w:tc>
+        <w:tc>
+          <w:tcPr>
+            <w:tcW w:w="1469" w:type="dxa"/>
             <w:tcBorders>
               <w:bottom w:val="single" w:sz="4" w:space="0" w:color="auto"/>
             </w:tcBorders>
@@ -3227,7 +3127,6 @@
           </w:p>
           <w:p>
             <w:r>
-              <w:lastRenderedPageBreak/>
               <w:t>Birthday: April 7</w:t>
             </w:r>
           </w:p>
@@ -3291,7 +3190,7 @@
       <w:tr>
         <w:tc>
           <w:tcPr>
-            <w:tcW w:w="419" w:type="dxa"/>
+            <w:tcW w:w="534" w:type="dxa"/>
             <w:tcBorders>
               <w:bottom w:val="single" w:sz="4" w:space="0" w:color="auto"/>
             </w:tcBorders>
@@ -3299,14 +3198,13 @@
           </w:tcPr>
           <w:p>
             <w:r>
-              <w:lastRenderedPageBreak/>
-              <w:t>6</w:t>
-            </w:r>
-          </w:p>
-        </w:tc>
-        <w:tc>
-          <w:tcPr>
-            <w:tcW w:w="1584" w:type="dxa"/>
+              <w:t>5</w:t>
+            </w:r>
+          </w:p>
+        </w:tc>
+        <w:tc>
+          <w:tcPr>
+            <w:tcW w:w="1469" w:type="dxa"/>
             <w:tcBorders>
               <w:bottom w:val="single" w:sz="4" w:space="0" w:color="auto"/>
             </w:tcBorders>
@@ -3317,10 +3215,7 @@
               <w:t>Amarah</w:t>
             </w:r>
             <w:r>
-              <w:t xml:space="preserve"> </w:t>
-            </w:r>
-            <w:r>
-              <w:t>Roster</w:t>
+              <w:t xml:space="preserve"> Roster</w:t>
             </w:r>
           </w:p>
         </w:tc>
@@ -3341,15 +3236,13 @@
           </w:p>
           <w:p>
             <w:r>
+              <w:lastRenderedPageBreak/>
               <w:t>Birthday: May 21</w:t>
             </w:r>
           </w:p>
           <w:p>
             <w:r>
-              <w:t xml:space="preserve">Hair: </w:t>
-            </w:r>
-            <w:r>
-              <w:t>aquamarine-blue</w:t>
+              <w:t>Hair: aquamarine-blue</w:t>
             </w:r>
           </w:p>
           <w:p>
@@ -3403,7 +3296,11 @@
           </w:tcPr>
           <w:p>
             <w:r>
-              <w:t>I can breathe underwater and can make up to 25 gallons of water hover</w:t>
+              <w:t xml:space="preserve">I can breathe underwater and can make up to 25 gallons of </w:t>
+            </w:r>
+            <w:r>
+              <w:lastRenderedPageBreak/>
+              <w:t>water hover</w:t>
             </w:r>
           </w:p>
           <w:p>
@@ -3416,7 +3313,7 @@
       <w:tr>
         <w:tc>
           <w:tcPr>
-            <w:tcW w:w="419" w:type="dxa"/>
+            <w:tcW w:w="534" w:type="dxa"/>
             <w:tcBorders>
               <w:bottom w:val="single" w:sz="4" w:space="0" w:color="auto"/>
             </w:tcBorders>
@@ -3424,13 +3321,14 @@
           </w:tcPr>
           <w:p>
             <w:r>
-              <w:t>7</w:t>
-            </w:r>
-          </w:p>
-        </w:tc>
-        <w:tc>
-          <w:tcPr>
-            <w:tcW w:w="1584" w:type="dxa"/>
+              <w:lastRenderedPageBreak/>
+              <w:t>6</w:t>
+            </w:r>
+          </w:p>
+        </w:tc>
+        <w:tc>
+          <w:tcPr>
+            <w:tcW w:w="1469" w:type="dxa"/>
             <w:tcBorders>
               <w:bottom w:val="single" w:sz="4" w:space="0" w:color="auto"/>
             </w:tcBorders>
@@ -3544,7 +3442,7 @@
       <w:tr>
         <w:tc>
           <w:tcPr>
-            <w:tcW w:w="419" w:type="dxa"/>
+            <w:tcW w:w="534" w:type="dxa"/>
             <w:tcBorders>
               <w:bottom w:val="single" w:sz="4" w:space="0" w:color="auto"/>
             </w:tcBorders>
@@ -3552,13 +3450,13 @@
           </w:tcPr>
           <w:p>
             <w:r>
-              <w:t>8</w:t>
-            </w:r>
-          </w:p>
-        </w:tc>
-        <w:tc>
-          <w:tcPr>
-            <w:tcW w:w="1584" w:type="dxa"/>
+              <w:t>7</w:t>
+            </w:r>
+          </w:p>
+        </w:tc>
+        <w:tc>
+          <w:tcPr>
+            <w:tcW w:w="1469" w:type="dxa"/>
             <w:tcBorders>
               <w:bottom w:val="single" w:sz="4" w:space="0" w:color="auto"/>
             </w:tcBorders>
@@ -3566,7 +3464,7 @@
           </w:tcPr>
           <w:p>
             <w:r>
-              <w:t>Carol Andrews</w:t>
+              <w:t>Princess Anastasia</w:t>
             </w:r>
           </w:p>
         </w:tc>
@@ -3582,26 +3480,145 @@
               <w:t xml:space="preserve">Age: </w:t>
             </w:r>
             <w:r>
-              <w:t>6</w:t>
-            </w:r>
-          </w:p>
-          <w:p>
-            <w:r>
-              <w:t>Birthday: December 2</w:t>
-            </w:r>
-          </w:p>
-          <w:p>
-            <w:r>
-              <w:t>Hair: strawberry-milk waist-</w:t>
-            </w:r>
+              <w:t>16</w:t>
+            </w:r>
+          </w:p>
+          <w:p>
+            <w:r>
+              <w:t>Birthday: October 20</w:t>
+            </w:r>
+          </w:p>
+          <w:p>
+            <w:r>
+              <w:t>Hair: Strawberry ice cream</w:t>
+            </w:r>
+          </w:p>
+          <w:p>
+            <w:r>
+              <w:t>Eyes: Emerald Green</w:t>
+            </w:r>
+          </w:p>
+          <w:p>
+            <w:r>
+              <w:t>Height: 5”6’</w:t>
+            </w:r>
+          </w:p>
+          <w:p>
+            <w:r>
+              <w:rPr>
+                <w:b/>
+              </w:rPr>
+              <w:t xml:space="preserve">Element: </w:t>
+            </w:r>
+            <w:r>
+              <w:t>Life</w:t>
+            </w:r>
+          </w:p>
+          <w:p>
+            <w:r>
+              <w:t>Animal: Cat</w:t>
+            </w:r>
+          </w:p>
+          <w:p>
+            <w:r>
+              <w:rPr>
+                <w:highlight w:val="yellow"/>
+              </w:rPr>
+              <w:t xml:space="preserve">Level: </w:t>
+            </w:r>
+            <w:r>
+              <w:t>13</w:t>
+            </w:r>
+          </w:p>
+        </w:tc>
+        <w:tc>
+          <w:tcPr>
+            <w:tcW w:w="1722" w:type="dxa"/>
+          </w:tcPr>
+          <w:p/>
+        </w:tc>
+        <w:tc>
+          <w:tcPr>
+            <w:tcW w:w="3788" w:type="dxa"/>
+          </w:tcPr>
+          <w:p/>
+        </w:tc>
+        <w:tc>
+          <w:tcPr>
+            <w:tcW w:w="1319" w:type="dxa"/>
+          </w:tcPr>
+          <w:p/>
+        </w:tc>
+      </w:tr>
+      <w:tr>
+        <w:tc>
+          <w:tcPr>
+            <w:tcW w:w="534" w:type="dxa"/>
+            <w:shd w:val="clear" w:color="auto" w:fill="66CCFF"/>
+          </w:tcPr>
+          <w:p>
+            <w:r>
+              <w:t>8</w:t>
+            </w:r>
+          </w:p>
+        </w:tc>
+        <w:tc>
+          <w:tcPr>
+            <w:tcW w:w="1469" w:type="dxa"/>
+            <w:shd w:val="clear" w:color="auto" w:fill="7030A0"/>
+          </w:tcPr>
+          <w:p>
+            <w:pPr>
+              <w:rPr>
+                <w:color w:val="FFFFFF" w:themeColor="background1"/>
+              </w:rPr>
+            </w:pPr>
+            <w:r>
+              <w:rPr>
+                <w:color w:val="FFFFFF" w:themeColor="background1"/>
+              </w:rPr>
+              <w:t>Jamie Carrabin</w:t>
+            </w:r>
+          </w:p>
+        </w:tc>
+        <w:tc>
+          <w:tcPr>
+            <w:tcW w:w="2904" w:type="dxa"/>
+          </w:tcPr>
+          <w:p>
+            <w:r>
+              <w:rPr>
+                <w:b/>
+              </w:rPr>
+              <w:t>Age:</w:t>
+            </w:r>
+            <w:r>
+              <w:rPr>
+                <w:b/>
+              </w:rPr>
+              <w:t xml:space="preserve"> </w:t>
+            </w:r>
+          </w:p>
+          <w:p>
+            <w:r>
+              <w:t xml:space="preserve">Birthday: </w:t>
+            </w:r>
+          </w:p>
+          <w:p>
+            <w:r>
+              <w:rPr>
+                <w:b/>
+              </w:rPr>
+              <w:t xml:space="preserve">Hair: </w:t>
+            </w:r>
+            <w:r>
+              <w:t>Purple</w:t>
+            </w:r>
+          </w:p>
+          <w:p>
             <w:r>
               <w:lastRenderedPageBreak/>
-              <w:t>length hair</w:t>
-            </w:r>
-          </w:p>
-          <w:p>
-            <w:r>
-              <w:t>Eyes: large sparkling blue cat eyes</w:t>
+              <w:t xml:space="preserve">Eyes: </w:t>
             </w:r>
           </w:p>
           <w:p>
@@ -3614,15 +3631,15 @@
               <w:rPr>
                 <w:b/>
               </w:rPr>
-              <w:t xml:space="preserve">Element: </w:t>
-            </w:r>
-            <w:r>
-              <w:t>Life</w:t>
-            </w:r>
-          </w:p>
-          <w:p>
-            <w:r>
-              <w:t>Animal: Cat</w:t>
+              <w:t>Element:</w:t>
+            </w:r>
+            <w:r>
+              <w:t xml:space="preserve"> Power</w:t>
+            </w:r>
+          </w:p>
+          <w:p>
+            <w:r>
+              <w:t xml:space="preserve">Animal: </w:t>
             </w:r>
           </w:p>
           <w:p>
@@ -3633,10 +3650,7 @@
               <w:t>Level:</w:t>
             </w:r>
             <w:r>
-              <w:t xml:space="preserve"> </w:t>
-            </w:r>
-            <w:r>
-              <w:t>7</w:t>
+              <w:t xml:space="preserve"> 12</w:t>
             </w:r>
           </w:p>
         </w:tc>
@@ -3651,14 +3665,23 @@
             <w:tcW w:w="5107" w:type="dxa"/>
             <w:gridSpan w:val="2"/>
           </w:tcPr>
-          <w:p/>
-        </w:tc>
-      </w:tr>
-      <w:tr>
-        <w:tc>
-          <w:tcPr>
-            <w:tcW w:w="419" w:type="dxa"/>
-            <w:shd w:val="clear" w:color="auto" w:fill="66CCFF"/>
+          <w:p>
+            <w:r>
+              <w:t>Annie’s lady in waiting</w:t>
+            </w:r>
+          </w:p>
+          <w:p>
+            <w:r>
+              <w:t>Club: Arts and crafts club</w:t>
+            </w:r>
+          </w:p>
+        </w:tc>
+      </w:tr>
+      <w:tr>
+        <w:tc>
+          <w:tcPr>
+            <w:tcW w:w="534" w:type="dxa"/>
+            <w:shd w:val="clear" w:color="auto" w:fill="auto"/>
           </w:tcPr>
           <w:p>
             <w:r>
@@ -3669,20 +3692,11 @@
         </w:tc>
         <w:tc>
           <w:tcPr>
-            <w:tcW w:w="1584" w:type="dxa"/>
-            <w:shd w:val="clear" w:color="auto" w:fill="7030A0"/>
-          </w:tcPr>
-          <w:p>
-            <w:pPr>
-              <w:rPr>
-                <w:color w:val="FFFFFF" w:themeColor="background1"/>
-              </w:rPr>
-            </w:pPr>
-            <w:r>
-              <w:rPr>
-                <w:color w:val="FFFFFF" w:themeColor="background1"/>
-              </w:rPr>
-              <w:t>Jamie Carrabin</w:t>
+            <w:tcW w:w="1469" w:type="dxa"/>
+          </w:tcPr>
+          <w:p>
+            <w:r>
+              <w:t>Sara Carrabin</w:t>
             </w:r>
           </w:p>
         </w:tc>
@@ -3717,7 +3731,7 @@
               <w:t xml:space="preserve">Hair: </w:t>
             </w:r>
             <w:r>
-              <w:t>Purple</w:t>
+              <w:t>White</w:t>
             </w:r>
           </w:p>
           <w:p>
@@ -3738,7 +3752,7 @@
               <w:t>Element:</w:t>
             </w:r>
             <w:r>
-              <w:t xml:space="preserve"> Power</w:t>
+              <w:t xml:space="preserve"> Light</w:t>
             </w:r>
           </w:p>
           <w:p>
@@ -3749,12 +3763,13 @@
           <w:p>
             <w:r>
               <w:rPr>
+                <w:b/>
                 <w:highlight w:val="yellow"/>
               </w:rPr>
-              <w:t>Level:</w:t>
-            </w:r>
-            <w:r>
-              <w:t xml:space="preserve"> 12</w:t>
+              <w:t xml:space="preserve">Level: </w:t>
+            </w:r>
+            <w:r>
+              <w:t>12</w:t>
             </w:r>
           </w:p>
         </w:tc>
@@ -3776,16 +3791,19 @@
           </w:p>
           <w:p>
             <w:r>
-              <w:t>Club: Arts and crafts club</w:t>
-            </w:r>
-          </w:p>
-        </w:tc>
-      </w:tr>
-      <w:tr>
-        <w:tc>
-          <w:tcPr>
-            <w:tcW w:w="419" w:type="dxa"/>
-            <w:shd w:val="clear" w:color="auto" w:fill="auto"/>
+              <w:t>Club: Journalist Club</w:t>
+            </w:r>
+          </w:p>
+        </w:tc>
+      </w:tr>
+      <w:tr>
+        <w:tc>
+          <w:tcPr>
+            <w:tcW w:w="534" w:type="dxa"/>
+            <w:tcBorders>
+              <w:bottom w:val="single" w:sz="4" w:space="0" w:color="auto"/>
+            </w:tcBorders>
+            <w:shd w:val="clear" w:color="auto" w:fill="FF66FF"/>
           </w:tcPr>
           <w:p>
             <w:r>
@@ -3795,11 +3813,15 @@
         </w:tc>
         <w:tc>
           <w:tcPr>
-            <w:tcW w:w="1584" w:type="dxa"/>
-          </w:tcPr>
-          <w:p>
-            <w:r>
-              <w:t>Sara Carrabin</w:t>
+            <w:tcW w:w="1469" w:type="dxa"/>
+            <w:tcBorders>
+              <w:bottom w:val="single" w:sz="4" w:space="0" w:color="auto"/>
+            </w:tcBorders>
+            <w:shd w:val="clear" w:color="auto" w:fill="FF99FF"/>
+          </w:tcPr>
+          <w:p>
+            <w:r>
+              <w:t>Carol Andrews</w:t>
             </w:r>
           </w:p>
         </w:tc>
@@ -3812,67 +3834,60 @@
               <w:rPr>
                 <w:b/>
               </w:rPr>
-              <w:t>Age:</w:t>
-            </w:r>
+              <w:t xml:space="preserve">Age: </w:t>
+            </w:r>
+            <w:r>
+              <w:t>6</w:t>
+            </w:r>
+          </w:p>
+          <w:p>
+            <w:r>
+              <w:t>Birthday: December 2</w:t>
+            </w:r>
+          </w:p>
+          <w:p>
+            <w:r>
+              <w:t>Hair: strawberry-milk waist-length hair</w:t>
+            </w:r>
+          </w:p>
+          <w:p>
+            <w:r>
+              <w:t>Eyes: large sparkling blue cat eyes</w:t>
+            </w:r>
+          </w:p>
+          <w:p>
+            <w:r>
+              <w:t>Height:</w:t>
+            </w:r>
+          </w:p>
+          <w:p>
             <w:r>
               <w:rPr>
                 <w:b/>
               </w:rPr>
+              <w:t xml:space="preserve">Element: </w:t>
+            </w:r>
+            <w:r>
+              <w:t>Life</w:t>
+            </w:r>
+          </w:p>
+          <w:p>
+            <w:r>
+              <w:t>Animal: Cat</w:t>
+            </w:r>
+          </w:p>
+          <w:p>
+            <w:r>
+              <w:rPr>
+                <w:highlight w:val="yellow"/>
+              </w:rPr>
+              <w:t>Level:</w:t>
+            </w:r>
+            <w:r>
               <w:t xml:space="preserve"> </w:t>
             </w:r>
-          </w:p>
-          <w:p>
-            <w:r>
-              <w:t xml:space="preserve">Birthday: </w:t>
-            </w:r>
-          </w:p>
-          <w:p>
-            <w:r>
-              <w:rPr>
-                <w:b/>
-              </w:rPr>
-              <w:t xml:space="preserve">Hair: </w:t>
-            </w:r>
-            <w:r>
-              <w:t>White</w:t>
-            </w:r>
-          </w:p>
-          <w:p>
-            <w:r>
-              <w:t xml:space="preserve">Eyes: </w:t>
-            </w:r>
-          </w:p>
-          <w:p>
-            <w:r>
-              <w:t>Height:</w:t>
-            </w:r>
-          </w:p>
-          <w:p>
-            <w:r>
-              <w:rPr>
-                <w:b/>
-              </w:rPr>
-              <w:t>Element:</w:t>
-            </w:r>
-            <w:r>
-              <w:t xml:space="preserve"> Light</w:t>
-            </w:r>
-          </w:p>
-          <w:p>
-            <w:r>
-              <w:t xml:space="preserve">Animal: </w:t>
-            </w:r>
-          </w:p>
-          <w:p>
-            <w:r>
-              <w:rPr>
-                <w:b/>
-                <w:highlight w:val="yellow"/>
-              </w:rPr>
-              <w:t xml:space="preserve">Level: </w:t>
-            </w:r>
-            <w:r>
-              <w:t>12</w:t>
+            <w:r>
+              <w:t>7</w:t>
             </w:r>
           </w:p>
         </w:tc>
@@ -3887,22 +3902,13 @@
             <w:tcW w:w="5107" w:type="dxa"/>
             <w:gridSpan w:val="2"/>
           </w:tcPr>
-          <w:p>
-            <w:r>
-              <w:t>Annie’s lady in waiting</w:t>
-            </w:r>
-          </w:p>
-          <w:p>
-            <w:r>
-              <w:t>Club: Journalist Club</w:t>
-            </w:r>
-          </w:p>
-        </w:tc>
-      </w:tr>
-      <w:tr>
-        <w:tc>
-          <w:tcPr>
-            <w:tcW w:w="419" w:type="dxa"/>
+          <w:p/>
+        </w:tc>
+      </w:tr>
+      <w:tr>
+        <w:tc>
+          <w:tcPr>
+            <w:tcW w:w="534" w:type="dxa"/>
             <w:shd w:val="clear" w:color="auto" w:fill="66CCFF"/>
           </w:tcPr>
           <w:p>
@@ -3913,7 +3919,7 @@
         </w:tc>
         <w:tc>
           <w:tcPr>
-            <w:tcW w:w="1584" w:type="dxa"/>
+            <w:tcW w:w="1469" w:type="dxa"/>
             <w:shd w:val="clear" w:color="auto" w:fill="D9D9D9" w:themeFill="background1" w:themeFillShade="D9"/>
           </w:tcPr>
           <w:p>
@@ -4012,14 +4018,14 @@
       <w:tr>
         <w:tc>
           <w:tcPr>
-            <w:tcW w:w="419" w:type="dxa"/>
+            <w:tcW w:w="534" w:type="dxa"/>
             <w:shd w:val="clear" w:color="auto" w:fill="auto"/>
           </w:tcPr>
           <w:p/>
         </w:tc>
         <w:tc>
           <w:tcPr>
-            <w:tcW w:w="1584" w:type="dxa"/>
+            <w:tcW w:w="1469" w:type="dxa"/>
           </w:tcPr>
           <w:p/>
         </w:tc>
@@ -4052,14 +4058,14 @@
       <w:tr>
         <w:tc>
           <w:tcPr>
-            <w:tcW w:w="419" w:type="dxa"/>
+            <w:tcW w:w="534" w:type="dxa"/>
             <w:shd w:val="clear" w:color="auto" w:fill="auto"/>
           </w:tcPr>
           <w:p/>
         </w:tc>
         <w:tc>
           <w:tcPr>
-            <w:tcW w:w="1584" w:type="dxa"/>
+            <w:tcW w:w="1469" w:type="dxa"/>
           </w:tcPr>
           <w:p/>
         </w:tc>
@@ -4942,7 +4948,7 @@
             <w:tcW w:w="4140" w:type="dxa"/>
           </w:tcPr>
           <w:p>
-            <w:hyperlink r:id="rId9" w:history="1">
+            <w:hyperlink r:id="rId10" w:history="1">
               <w:r>
                 <w:rPr>
                   <w:rStyle w:val="Hyperlink"/>
@@ -8900,7 +8906,7 @@
             <w:shd w:val="clear" w:color="auto" w:fill="CCC0D9" w:themeFill="accent4" w:themeFillTint="66"/>
           </w:tcPr>
           <w:p>
-            <w:hyperlink r:id="rId10" w:tooltip="Octahedron" w:history="1">
+            <w:hyperlink r:id="rId11" w:tooltip="Octahedron" w:history="1">
               <w:r>
                 <w:rPr>
                   <w:rStyle w:val="Hyperlink"/>
@@ -8946,7 +8952,7 @@
                           <pic:cNvPicPr/>
                         </pic:nvPicPr>
                         <pic:blipFill>
-                          <a:blip r:embed="rId11" cstate="print"/>
+                          <a:blip r:embed="rId12" cstate="print"/>
                           <a:stretch>
                             <a:fillRect/>
                           </a:stretch>
@@ -9458,7 +9464,7 @@
             <w:shd w:val="clear" w:color="auto" w:fill="CCC0D9" w:themeFill="accent4" w:themeFillTint="66"/>
           </w:tcPr>
           <w:p>
-            <w:hyperlink r:id="rId12" w:tooltip="Icosahedron" w:history="1">
+            <w:hyperlink r:id="rId13" w:tooltip="Icosahedron" w:history="1">
               <w:r>
                 <w:rPr>
                   <w:rStyle w:val="Hyperlink"/>
@@ -9504,7 +9510,7 @@
                           <pic:cNvPicPr/>
                         </pic:nvPicPr>
                         <pic:blipFill>
-                          <a:blip r:embed="rId13" cstate="print"/>
+                          <a:blip r:embed="rId14" cstate="print"/>
                           <a:stretch>
                             <a:fillRect/>
                           </a:stretch>
@@ -9696,7 +9702,7 @@
             <w:shd w:val="clear" w:color="auto" w:fill="CCC0D9" w:themeFill="accent4" w:themeFillTint="66"/>
           </w:tcPr>
           <w:p>
-            <w:hyperlink r:id="rId14" w:tooltip="Tetrahedron" w:history="1">
+            <w:hyperlink r:id="rId15" w:tooltip="Tetrahedron" w:history="1">
               <w:r>
                 <w:rPr>
                   <w:rStyle w:val="Hyperlink"/>
@@ -9745,7 +9751,7 @@
                           <pic:cNvPicPr/>
                         </pic:nvPicPr>
                         <pic:blipFill>
-                          <a:blip r:embed="rId15" cstate="print"/>
+                          <a:blip r:embed="rId16" cstate="print"/>
                           <a:stretch>
                             <a:fillRect/>
                           </a:stretch>
@@ -10081,7 +10087,7 @@
             <w:shd w:val="clear" w:color="auto" w:fill="CCC0D9" w:themeFill="accent4" w:themeFillTint="66"/>
           </w:tcPr>
           <w:p>
-            <w:hyperlink r:id="rId16" w:tooltip="Hexahedron" w:history="1">
+            <w:hyperlink r:id="rId17" w:tooltip="Hexahedron" w:history="1">
               <w:r>
                 <w:rPr>
                   <w:rStyle w:val="Hyperlink"/>
@@ -10132,7 +10138,7 @@
                           <pic:cNvPicPr/>
                         </pic:nvPicPr>
                         <pic:blipFill>
-                          <a:blip r:embed="rId17" cstate="print"/>
+                          <a:blip r:embed="rId18" cstate="print"/>
                           <a:stretch>
                             <a:fillRect/>
                           </a:stretch>
@@ -10557,8 +10563,8 @@
           </w:p>
           <w:p/>
           <w:p>
-            <w:bookmarkStart w:id="0" w:name="_GoBack"/>
-            <w:bookmarkEnd w:id="0"/>
+            <w:bookmarkStart w:id="1" w:name="_GoBack"/>
+            <w:bookmarkEnd w:id="1"/>
           </w:p>
         </w:tc>
         <w:tc>
@@ -11003,7 +11009,7 @@
             <w:shd w:val="clear" w:color="auto" w:fill="CCC0D9" w:themeFill="accent4" w:themeFillTint="66"/>
           </w:tcPr>
           <w:p>
-            <w:hyperlink r:id="rId18" w:tooltip="Dodecahedron" w:history="1">
+            <w:hyperlink r:id="rId19" w:tooltip="Dodecahedron" w:history="1">
               <w:r>
                 <w:rPr>
                   <w:rStyle w:val="Hyperlink"/>
@@ -11049,7 +11055,7 @@
                           <pic:cNvPicPr/>
                         </pic:nvPicPr>
                         <pic:blipFill>
-                          <a:blip r:embed="rId19" cstate="print"/>
+                          <a:blip r:embed="rId20" cstate="print"/>
                           <a:stretch>
                             <a:fillRect/>
                           </a:stretch>
@@ -17753,16 +17759,11 @@
             <w:r>
               <w:t xml:space="preserve">23,000.00 </w:t>
             </w:r>
-            <w:proofErr w:type="spellStart"/>
             <w:r>
               <w:t>dignum</w:t>
             </w:r>
             <w:r>
-              <w:t>s</w:t>
-            </w:r>
-            <w:proofErr w:type="spellEnd"/>
-            <w:r>
-              <w:t>.</w:t>
+              <w:t>s.</w:t>
             </w:r>
           </w:p>
         </w:tc>
@@ -18619,12 +18620,12 @@
       <w:pPr>
         <w:pStyle w:val="H3"/>
       </w:pPr>
-      <w:bookmarkStart w:id="1" w:name="_Toc339220923"/>
+      <w:bookmarkStart w:id="2" w:name="_Toc339220923"/>
       <w:r>
         <w:lastRenderedPageBreak/>
         <w:t>Monster Types</w:t>
       </w:r>
-      <w:bookmarkEnd w:id="1"/>
+      <w:bookmarkEnd w:id="2"/>
     </w:p>
     <w:tbl>
       <w:tblPr>
@@ -19160,12 +19161,12 @@
       </w:r>
     </w:p>
     <w:sectPr>
-      <w:headerReference w:type="even" r:id="rId20"/>
-      <w:headerReference w:type="default" r:id="rId21"/>
-      <w:footerReference w:type="even" r:id="rId22"/>
-      <w:footerReference w:type="default" r:id="rId23"/>
-      <w:headerReference w:type="first" r:id="rId24"/>
-      <w:footerReference w:type="first" r:id="rId25"/>
+      <w:headerReference w:type="even" r:id="rId21"/>
+      <w:headerReference w:type="default" r:id="rId22"/>
+      <w:footerReference w:type="even" r:id="rId23"/>
+      <w:footerReference w:type="default" r:id="rId24"/>
+      <w:headerReference w:type="first" r:id="rId25"/>
+      <w:footerReference w:type="first" r:id="rId26"/>
       <w:pgSz w:w="12960" w:h="8640" w:orient="landscape"/>
       <w:pgMar w:top="720" w:right="720" w:bottom="720" w:left="720" w:header="720" w:footer="720" w:gutter="0"/>
       <w:cols w:space="720"/>
@@ -20476,7 +20477,7 @@
 </file>
 
 <file path=customXml/itemProps1.xml><?xml version="1.0" encoding="utf-8"?>
-<ds:datastoreItem xmlns:ds="http://schemas.openxmlformats.org/officeDocument/2006/customXml" ds:itemID="{A1F96AED-74B5-485F-94DC-A78729D92F47}">
+<ds:datastoreItem xmlns:ds="http://schemas.openxmlformats.org/officeDocument/2006/customXml" ds:itemID="{C0160148-4D77-4EA6-93FF-38956387BABD}">
   <ds:schemaRefs>
     <ds:schemaRef ds:uri="http://schemas.openxmlformats.org/officeDocument/2006/bibliography"/>
   </ds:schemaRefs>
